--- a/3.Linux/06.Process Commands/Linux Lab 6 Process Commands.docx
+++ b/3.Linux/06.Process Commands/Linux Lab 6 Process Commands.docx
@@ -1,6 +1,6 @@
 
 <file path=word/document.xml><?xml version="1.0" encoding="utf-8"?>
-<w:document xmlns:wpc="http://schemas.microsoft.com/office/word/2010/wordprocessingCanvas" xmlns:cx="http://schemas.microsoft.com/office/drawing/2014/chartex" xmlns:cx1="http://schemas.microsoft.com/office/drawing/2015/9/8/chartex" xmlns:cx2="http://schemas.microsoft.com/office/drawing/2015/10/21/chartex" xmlns:cx3="http://schemas.microsoft.com/office/drawing/2016/5/9/chartex" xmlns:cx4="http://schemas.microsoft.com/office/drawing/2016/5/10/chartex" xmlns:cx5="http://schemas.microsoft.com/office/drawing/2016/5/11/chartex" xmlns:cx6="http://schemas.microsoft.com/office/drawing/2016/5/12/chartex" xmlns:cx7="http://schemas.microsoft.com/office/drawing/2016/5/13/chartex" xmlns:cx8="http://schemas.microsoft.com/office/drawing/2016/5/14/chartex" xmlns:mc="http://schemas.openxmlformats.org/markup-compatibility/2006" xmlns:aink="http://schemas.microsoft.com/office/drawing/2016/ink" xmlns:am3d="http://schemas.microsoft.com/office/drawing/2017/model3d" xmlns:o="urn:schemas-microsoft-com:office:office" xmlns:oel="http://schemas.microsoft.com/office/2019/extlst" xmlns:r="http://schemas.openxmlformats.org/officeDocument/2006/relationships" xmlns:m="http://schemas.openxmlformats.org/officeDocument/2006/math" xmlns:v="urn:schemas-microsoft-com:vml" xmlns:wp14="http://schemas.microsoft.com/office/word/2010/wordprocessingDrawing" xmlns:wp="http://schemas.openxmlformats.org/drawingml/2006/wordprocessingDrawing" xmlns:w10="urn:schemas-microsoft-com:office:word" xmlns:w="http://schemas.openxmlformats.org/wordprocessingml/2006/main" xmlns:w14="http://schemas.microsoft.com/office/word/2010/wordml" xmlns:w15="http://schemas.microsoft.com/office/word/2012/wordml" xmlns:w16cex="http://schemas.microsoft.com/office/word/2018/wordml/cex" xmlns:w16cid="http://schemas.microsoft.com/office/word/2016/wordml/cid" xmlns:w16="http://schemas.microsoft.com/office/word/2018/wordml" xmlns:w16sdtdh="http://schemas.microsoft.com/office/word/2020/wordml/sdtdatahash" xmlns:w16se="http://schemas.microsoft.com/office/word/2015/wordml/symex" xmlns:wpg="http://schemas.microsoft.com/office/word/2010/wordprocessingGroup" xmlns:wpi="http://schemas.microsoft.com/office/word/2010/wordprocessingInk" xmlns:wne="http://schemas.microsoft.com/office/word/2006/wordml" xmlns:wps="http://schemas.microsoft.com/office/word/2010/wordprocessingShape" mc:Ignorable="w14 w15 w16se w16cid w16 w16cex w16sdtdh wp14">
+<w:document xmlns:wpc="http://schemas.microsoft.com/office/word/2010/wordprocessingCanvas" xmlns:cx="http://schemas.microsoft.com/office/drawing/2014/chartex" xmlns:cx1="http://schemas.microsoft.com/office/drawing/2015/9/8/chartex" xmlns:cx2="http://schemas.microsoft.com/office/drawing/2015/10/21/chartex" xmlns:cx3="http://schemas.microsoft.com/office/drawing/2016/5/9/chartex" xmlns:cx4="http://schemas.microsoft.com/office/drawing/2016/5/10/chartex" xmlns:cx5="http://schemas.microsoft.com/office/drawing/2016/5/11/chartex" xmlns:cx6="http://schemas.microsoft.com/office/drawing/2016/5/12/chartex" xmlns:cx7="http://schemas.microsoft.com/office/drawing/2016/5/13/chartex" xmlns:cx8="http://schemas.microsoft.com/office/drawing/2016/5/14/chartex" xmlns:mc="http://schemas.openxmlformats.org/markup-compatibility/2006" xmlns:aink="http://schemas.microsoft.com/office/drawing/2016/ink" xmlns:am3d="http://schemas.microsoft.com/office/drawing/2017/model3d" xmlns:o="urn:schemas-microsoft-com:office:office" xmlns:oel="http://schemas.microsoft.com/office/2019/extlst" xmlns:r="http://schemas.openxmlformats.org/officeDocument/2006/relationships" xmlns:m="http://schemas.openxmlformats.org/officeDocument/2006/math" xmlns:v="urn:schemas-microsoft-com:vml" xmlns:wp14="http://schemas.microsoft.com/office/word/2010/wordprocessingDrawing" xmlns:wp="http://schemas.openxmlformats.org/drawingml/2006/wordprocessingDrawing" xmlns:w10="urn:schemas-microsoft-com:office:word" xmlns:w="http://schemas.openxmlformats.org/wordprocessingml/2006/main" xmlns:w14="http://schemas.microsoft.com/office/word/2010/wordml" xmlns:w15="http://schemas.microsoft.com/office/word/2012/wordml" xmlns:w16cex="http://schemas.microsoft.com/office/word/2018/wordml/cex" xmlns:w16cid="http://schemas.microsoft.com/office/word/2016/wordml/cid" xmlns:w16="http://schemas.microsoft.com/office/word/2018/wordml" xmlns:w16du="http://schemas.microsoft.com/office/word/2023/wordml/word16du" xmlns:w16sdtdh="http://schemas.microsoft.com/office/word/2020/wordml/sdtdatahash" xmlns:w16se="http://schemas.microsoft.com/office/word/2015/wordml/symex" xmlns:wpg="http://schemas.microsoft.com/office/word/2010/wordprocessingGroup" xmlns:wpi="http://schemas.microsoft.com/office/word/2010/wordprocessingInk" xmlns:wne="http://schemas.microsoft.com/office/word/2006/wordml" xmlns:wps="http://schemas.microsoft.com/office/word/2010/wordprocessingShape" mc:Ignorable="w14 w15 w16se w16cid w16 w16cex w16sdtdh w16du wp14">
   <w:body>
     <w:p>
       <w:pPr>
@@ -40,7 +40,16 @@
         <w:t xml:space="preserve"> “Processes”,</w:t>
       </w:r>
       <w:r>
-        <w:t xml:space="preserve"> pp 95 - 106</w:t>
+        <w:t xml:space="preserve"> pp 9</w:t>
+      </w:r>
+      <w:r>
+        <w:t>9</w:t>
+      </w:r>
+      <w:r>
+        <w:t xml:space="preserve"> - 1</w:t>
+      </w:r>
+      <w:r>
+        <w:t>11</w:t>
       </w:r>
       <w:r>
         <w:t xml:space="preserve"> in the printed text or pp 110 - 124 in the pdf.</w:t>
@@ -66,7 +75,6 @@
       <w:r>
         <w:t xml:space="preserve">We will practice using the </w:t>
       </w:r>
-      <w:proofErr w:type="spellStart"/>
       <w:r>
         <w:rPr>
           <w:rFonts w:ascii="Courier New" w:hAnsi="Courier New" w:cs="Courier New"/>
@@ -74,11 +82,7 @@
         <w:t>p</w:t>
       </w:r>
       <w:r>
-        <w:t>s</w:t>
-      </w:r>
-      <w:proofErr w:type="spellEnd"/>
-      <w:r>
-        <w:t xml:space="preserve">, </w:t>
+        <w:t xml:space="preserve">s, </w:t>
       </w:r>
       <w:r>
         <w:rPr>
@@ -96,31 +100,7 @@
         <w:t>kill</w:t>
       </w:r>
       <w:r>
-        <w:t xml:space="preserve"> commands from Chapter 10, but first we will look at some commands for manipulating terminals.  You may wonder why Linux has a “less” command for paging through text data when you can scroll through the data using the scroll bar at the right of the terminal window.  Why does Linux have ways to launch a process in the background (see the &amp; added to the end of the </w:t>
-      </w:r>
-      <w:proofErr w:type="spellStart"/>
-      <w:r>
-        <w:t>xlogo</w:t>
-      </w:r>
-      <w:proofErr w:type="spellEnd"/>
-      <w:r>
-        <w:t xml:space="preserve"> command on page 101, </w:t>
-      </w:r>
-      <w:proofErr w:type="spellStart"/>
-      <w:r>
-        <w:t>xlogo</w:t>
-      </w:r>
-      <w:proofErr w:type="spellEnd"/>
-      <w:r>
-        <w:t xml:space="preserve"> &amp; instead of </w:t>
-      </w:r>
-      <w:proofErr w:type="spellStart"/>
-      <w:r>
-        <w:t>xlogo</w:t>
-      </w:r>
-      <w:proofErr w:type="spellEnd"/>
-      <w:r>
-        <w:t xml:space="preserve">) and ways to move a process back and forth between background and foreground?  </w:t>
+        <w:t xml:space="preserve"> commands from Chapter 10, but first we will look at some commands for manipulating terminals.  You may wonder why Linux has a “less” command for paging through text data when you can scroll through the data using the scroll bar at the right of the terminal window.  Why does Linux have ways to launch a process in the background (see the &amp; added to the end of the xlogo command on page 101, xlogo &amp; instead of xlogo) and ways to move a process back and forth between background and foreground?  </w:t>
       </w:r>
       <w:r>
         <w:t xml:space="preserve">The answer is that for years (and to this day on </w:t>
@@ -141,19 +121,11 @@
       <w:r>
         <w:t xml:space="preserve">Review what happens in a terminal without a desktop GUI as we did in Lab 5, Apps and Services.  Here are the systemd versions of the </w:t>
       </w:r>
-      <w:proofErr w:type="spellStart"/>
-      <w:r>
-        <w:rPr>
-          <w:rFonts w:ascii="Courier New" w:hAnsi="Courier New" w:cs="Courier New"/>
-        </w:rPr>
-        <w:t>init</w:t>
-      </w:r>
-      <w:proofErr w:type="spellEnd"/>
-      <w:r>
-        <w:rPr>
-          <w:rFonts w:ascii="Courier New" w:hAnsi="Courier New" w:cs="Courier New"/>
-        </w:rPr>
-        <w:t xml:space="preserve"> </w:t>
+      <w:r>
+        <w:rPr>
+          <w:rFonts w:ascii="Courier New" w:hAnsi="Courier New" w:cs="Courier New"/>
+        </w:rPr>
+        <w:t xml:space="preserve">init </w:t>
       </w:r>
       <w:r>
         <w:rPr>
@@ -171,21 +143,7 @@
         <w:rPr>
           <w:rFonts w:ascii="Courier New" w:hAnsi="Courier New" w:cs="Courier New"/>
         </w:rPr>
-        <w:t xml:space="preserve"> </w:t>
-      </w:r>
-      <w:proofErr w:type="spellStart"/>
-      <w:r>
-        <w:rPr>
-          <w:rFonts w:ascii="Courier New" w:hAnsi="Courier New" w:cs="Courier New"/>
-        </w:rPr>
-        <w:t>init</w:t>
-      </w:r>
-      <w:proofErr w:type="spellEnd"/>
-      <w:r>
-        <w:rPr>
-          <w:rFonts w:ascii="Courier New" w:hAnsi="Courier New" w:cs="Courier New"/>
-        </w:rPr>
-        <w:t xml:space="preserve"> 5 </w:t>
+        <w:t xml:space="preserve"> init 5 </w:t>
       </w:r>
       <w:r>
         <w:t>commands we used before:</w:t>
@@ -203,18 +161,8 @@
         <w:rPr>
           <w:rFonts w:ascii="Courier New" w:hAnsi="Courier New" w:cs="Courier New"/>
         </w:rPr>
-        <w:t>systemctl isolate multi-</w:t>
-      </w:r>
-      <w:proofErr w:type="spellStart"/>
-      <w:proofErr w:type="gramStart"/>
-      <w:r>
-        <w:rPr>
-          <w:rFonts w:ascii="Courier New" w:hAnsi="Courier New" w:cs="Courier New"/>
-        </w:rPr>
-        <w:t>user.target</w:t>
-      </w:r>
-      <w:proofErr w:type="spellEnd"/>
-      <w:proofErr w:type="gramEnd"/>
+        <w:t>systemctl isolate multi-user.target</w:t>
+      </w:r>
       <w:r>
         <w:rPr>
           <w:rFonts w:ascii="Courier New" w:hAnsi="Courier New" w:cs="Courier New"/>
@@ -240,16 +188,8 @@
         <w:rPr>
           <w:rFonts w:ascii="Courier New" w:hAnsi="Courier New" w:cs="Courier New"/>
         </w:rPr>
-        <w:t xml:space="preserve">systemctl isolate </w:t>
-      </w:r>
-      <w:proofErr w:type="spellStart"/>
-      <w:r>
-        <w:rPr>
-          <w:rFonts w:ascii="Courier New" w:hAnsi="Courier New" w:cs="Courier New"/>
-        </w:rPr>
-        <w:t>graphical.target</w:t>
-      </w:r>
-      <w:proofErr w:type="spellEnd"/>
+        <w:t>systemctl isolate graphical.target</w:t>
+      </w:r>
       <w:r>
         <w:rPr>
           <w:rFonts w:ascii="Courier New" w:hAnsi="Courier New" w:cs="Courier New"/>
@@ -343,14 +283,12 @@
       <w:r>
         <w:t xml:space="preserve">The </w:t>
       </w:r>
-      <w:proofErr w:type="spellStart"/>
       <w:r>
         <w:rPr>
           <w:rFonts w:ascii="Courier New" w:hAnsi="Courier New" w:cs="Courier New"/>
         </w:rPr>
         <w:t>ps</w:t>
       </w:r>
-      <w:proofErr w:type="spellEnd"/>
       <w:r>
         <w:t xml:space="preserve"> command</w:t>
       </w:r>
@@ -359,14 +297,12 @@
       <w:r>
         <w:t xml:space="preserve">The </w:t>
       </w:r>
-      <w:proofErr w:type="spellStart"/>
       <w:r>
         <w:rPr>
           <w:rFonts w:ascii="Courier New" w:hAnsi="Courier New" w:cs="Courier New"/>
         </w:rPr>
         <w:t>ps</w:t>
       </w:r>
-      <w:proofErr w:type="spellEnd"/>
       <w:r>
         <w:t xml:space="preserve"> command allows you to see the running processes.  </w:t>
       </w:r>
@@ -376,27 +312,17 @@
       <w:r>
         <w:t xml:space="preserve">In the </w:t>
       </w:r>
-      <w:proofErr w:type="spellStart"/>
       <w:r>
         <w:rPr>
           <w:rFonts w:ascii="Courier New" w:hAnsi="Courier New" w:cs="Courier New"/>
         </w:rPr>
         <w:t>ps</w:t>
       </w:r>
-      <w:proofErr w:type="spellEnd"/>
       <w:r>
         <w:t xml:space="preserve"> command, </w:t>
       </w:r>
       <w:r>
-        <w:t xml:space="preserve">AT&amp;T options start with a dash </w:t>
-      </w:r>
-      <w:proofErr w:type="gramStart"/>
-      <w:r>
-        <w:t>( -</w:t>
-      </w:r>
-      <w:proofErr w:type="gramEnd"/>
-      <w:r>
-        <w:t xml:space="preserve"> ), BSD options do not have a dash, and Gnu Linux options have two dashes ( -- ).  I usually use the BSD options </w:t>
+        <w:t xml:space="preserve">AT&amp;T options start with a dash ( - ), BSD options do not have a dash, and Gnu Linux options have two dashes ( -- ).  I usually use the BSD options </w:t>
       </w:r>
       <w:r>
         <w:rPr>
@@ -433,14 +359,12 @@
         <w:lastRenderedPageBreak/>
         <w:t xml:space="preserve">In one terminal window, run the command </w:t>
       </w:r>
-      <w:proofErr w:type="spellStart"/>
       <w:r>
         <w:rPr>
           <w:rFonts w:ascii="Courier New" w:hAnsi="Courier New" w:cs="Courier New"/>
         </w:rPr>
         <w:t>xlogo</w:t>
       </w:r>
-      <w:proofErr w:type="spellEnd"/>
       <w:r>
         <w:rPr>
           <w:rFonts w:cstheme="minorHAnsi"/>
@@ -448,29 +372,13 @@
         <w:t xml:space="preserve">.  </w:t>
       </w:r>
       <w:r>
-        <w:t xml:space="preserve">It should bring up a small window with the </w:t>
-      </w:r>
-      <w:proofErr w:type="spellStart"/>
-      <w:r>
-        <w:t>XWindows</w:t>
-      </w:r>
-      <w:proofErr w:type="spellEnd"/>
-      <w:r>
-        <w:t xml:space="preserve"> logo.  Note that your cursor has gone </w:t>
+        <w:t xml:space="preserve">It should bring up a small window with the XWindows logo.  Note that your cursor has gone </w:t>
       </w:r>
       <w:r>
         <w:t>away,</w:t>
       </w:r>
       <w:r>
-        <w:t xml:space="preserve"> and you can no longer enter commands, as the window is running </w:t>
-      </w:r>
-      <w:proofErr w:type="spellStart"/>
-      <w:r>
-        <w:t>xlogo</w:t>
-      </w:r>
-      <w:proofErr w:type="spellEnd"/>
-      <w:r>
-        <w:t>.</w:t>
+        <w:t xml:space="preserve"> and you can no longer enter commands, as the window is running xlogo.</w:t>
       </w:r>
       <w:r>
         <w:br/>
@@ -527,49 +435,29 @@
       <w:r>
         <w:t xml:space="preserve">Type control-Z to pause </w:t>
       </w:r>
-      <w:proofErr w:type="spellStart"/>
       <w:r>
         <w:rPr>
           <w:rFonts w:ascii="Courier New" w:hAnsi="Courier New" w:cs="Courier New"/>
         </w:rPr>
         <w:t>xlogo</w:t>
       </w:r>
-      <w:proofErr w:type="spellEnd"/>
-      <w:r>
-        <w:t xml:space="preserve"> and get your terminal back.  Then use the </w:t>
-      </w:r>
-      <w:proofErr w:type="spellStart"/>
-      <w:r>
-        <w:t>ps</w:t>
-      </w:r>
-      <w:proofErr w:type="spellEnd"/>
-      <w:r>
-        <w:t xml:space="preserve"> command without options.  The </w:t>
-      </w:r>
-      <w:proofErr w:type="spellStart"/>
+      <w:r>
+        <w:t xml:space="preserve"> and get your terminal back.  Then use the ps command without options.  The </w:t>
+      </w:r>
       <w:r>
         <w:rPr>
           <w:rFonts w:ascii="Courier New" w:hAnsi="Courier New" w:cs="Courier New"/>
         </w:rPr>
         <w:t>xlogo</w:t>
       </w:r>
-      <w:proofErr w:type="spellEnd"/>
       <w:r>
         <w:t xml:space="preserve"> process is stopped (paused) and you should see the Process ID (PID).  Note that the </w:t>
       </w:r>
-      <w:proofErr w:type="spellStart"/>
-      <w:r>
-        <w:rPr>
-          <w:rFonts w:ascii="Courier New" w:hAnsi="Courier New" w:cs="Courier New"/>
-        </w:rPr>
-        <w:t>ps</w:t>
-      </w:r>
-      <w:proofErr w:type="spellEnd"/>
-      <w:r>
-        <w:rPr>
-          <w:rFonts w:ascii="Courier New" w:hAnsi="Courier New" w:cs="Courier New"/>
-        </w:rPr>
-        <w:t xml:space="preserve"> </w:t>
+      <w:r>
+        <w:rPr>
+          <w:rFonts w:ascii="Courier New" w:hAnsi="Courier New" w:cs="Courier New"/>
+        </w:rPr>
+        <w:t xml:space="preserve">ps </w:t>
       </w:r>
       <w:r>
         <w:t>command without options only shows processes</w:t>
@@ -580,14 +468,12 @@
       <w:r>
         <w:t xml:space="preserve"> running in that terminal; there are many processes running on your VM that aren’t shown.  You can tell that the </w:t>
       </w:r>
-      <w:proofErr w:type="spellStart"/>
       <w:r>
         <w:rPr>
           <w:rFonts w:ascii="Courier New" w:hAnsi="Courier New" w:cs="Courier New"/>
         </w:rPr>
         <w:t>xlogo</w:t>
       </w:r>
-      <w:proofErr w:type="spellEnd"/>
       <w:r>
         <w:t xml:space="preserve"> process is paused when you resize the window, as the window size changes but the “X” does not.</w:t>
       </w:r>
@@ -646,30 +532,20 @@
       <w:r>
         <w:t xml:space="preserve">The jobs command will show you what processes are in your terminal, and their job numbers.  Make the </w:t>
       </w:r>
-      <w:proofErr w:type="spellStart"/>
       <w:r>
         <w:rPr>
           <w:rFonts w:ascii="Courier New" w:hAnsi="Courier New" w:cs="Courier New"/>
         </w:rPr>
         <w:t>xlogo</w:t>
       </w:r>
-      <w:proofErr w:type="spellEnd"/>
       <w:r>
         <w:t xml:space="preserve"> job start running again in background by typing </w:t>
       </w:r>
-      <w:proofErr w:type="spellStart"/>
-      <w:r>
-        <w:rPr>
-          <w:rFonts w:ascii="Courier New" w:hAnsi="Courier New" w:cs="Courier New"/>
-        </w:rPr>
-        <w:t>bg</w:t>
-      </w:r>
-      <w:proofErr w:type="spellEnd"/>
-      <w:r>
-        <w:rPr>
-          <w:rFonts w:ascii="Courier New" w:hAnsi="Courier New" w:cs="Courier New"/>
-        </w:rPr>
-        <w:t xml:space="preserve"> 1</w:t>
+      <w:r>
+        <w:rPr>
+          <w:rFonts w:ascii="Courier New" w:hAnsi="Courier New" w:cs="Courier New"/>
+        </w:rPr>
+        <w:t>bg 1</w:t>
       </w:r>
       <w:r>
         <w:rPr>
@@ -745,14 +621,12 @@
         <w:lastRenderedPageBreak/>
         <w:t xml:space="preserve">Now bring the </w:t>
       </w:r>
-      <w:proofErr w:type="spellStart"/>
       <w:r>
         <w:rPr>
           <w:rFonts w:ascii="Courier New" w:hAnsi="Courier New" w:cs="Courier New"/>
         </w:rPr>
         <w:t>xlogo</w:t>
       </w:r>
-      <w:proofErr w:type="spellEnd"/>
       <w:r>
         <w:t xml:space="preserve"> job to the foreground.  We’ve lost the terminal again.</w:t>
       </w:r>
@@ -814,25 +688,21 @@
       <w:r>
         <w:t xml:space="preserve">ght-clicking on the terminal icon on the left of your VM.  Enter the </w:t>
       </w:r>
-      <w:proofErr w:type="spellStart"/>
       <w:r>
         <w:rPr>
           <w:rFonts w:ascii="Courier New" w:hAnsi="Courier New" w:cs="Courier New"/>
         </w:rPr>
         <w:t>ps</w:t>
       </w:r>
-      <w:proofErr w:type="spellEnd"/>
       <w:r>
         <w:t xml:space="preserve"> command.  Why doesn’t it see the </w:t>
       </w:r>
-      <w:proofErr w:type="spellStart"/>
       <w:r>
         <w:rPr>
           <w:rFonts w:ascii="Courier New" w:hAnsi="Courier New" w:cs="Courier New"/>
         </w:rPr>
         <w:t>xlogo</w:t>
       </w:r>
-      <w:proofErr w:type="spellEnd"/>
       <w:r>
         <w:t xml:space="preserve"> process?</w:t>
       </w:r>
@@ -930,31 +800,21 @@
       <w:r>
         <w:t xml:space="preserve">Now use </w:t>
       </w:r>
-      <w:proofErr w:type="spellStart"/>
-      <w:r>
-        <w:rPr>
-          <w:rFonts w:ascii="Courier New" w:hAnsi="Courier New" w:cs="Courier New"/>
-        </w:rPr>
-        <w:t>ps</w:t>
-      </w:r>
-      <w:proofErr w:type="spellEnd"/>
-      <w:r>
-        <w:rPr>
-          <w:rFonts w:ascii="Courier New" w:hAnsi="Courier New" w:cs="Courier New"/>
-        </w:rPr>
-        <w:t xml:space="preserve"> aux</w:t>
+      <w:r>
+        <w:rPr>
+          <w:rFonts w:ascii="Courier New" w:hAnsi="Courier New" w:cs="Courier New"/>
+        </w:rPr>
+        <w:t>ps aux</w:t>
       </w:r>
       <w:r>
         <w:t xml:space="preserve">, which will show all processes running on the OS.  Can you find </w:t>
       </w:r>
-      <w:proofErr w:type="spellStart"/>
       <w:r>
         <w:rPr>
           <w:rFonts w:ascii="Courier New" w:hAnsi="Courier New" w:cs="Courier New"/>
         </w:rPr>
         <w:t>xlogo</w:t>
       </w:r>
-      <w:proofErr w:type="spellEnd"/>
       <w:r>
         <w:t>?</w:t>
       </w:r>
@@ -968,15 +828,7 @@
         </w:numPr>
       </w:pPr>
       <w:r>
-        <w:t xml:space="preserve">There is a lot of output to sort through.  We can make that easier by using a pipe </w:t>
-      </w:r>
-      <w:proofErr w:type="gramStart"/>
-      <w:r>
-        <w:t>( |</w:t>
-      </w:r>
-      <w:proofErr w:type="gramEnd"/>
-      <w:r>
-        <w:t xml:space="preserve"> ) and a search program called </w:t>
+        <w:t xml:space="preserve">There is a lot of output to sort through.  We can make that easier by using a pipe ( | ) and a search program called </w:t>
       </w:r>
       <w:r>
         <w:rPr>
@@ -1060,25 +912,21 @@
       <w:r>
         <w:t xml:space="preserve">In this case, the PID of the </w:t>
       </w:r>
-      <w:proofErr w:type="spellStart"/>
       <w:r>
         <w:rPr>
           <w:rFonts w:ascii="Courier New" w:hAnsi="Courier New" w:cs="Courier New"/>
         </w:rPr>
         <w:t>xlogo</w:t>
       </w:r>
-      <w:proofErr w:type="spellEnd"/>
       <w:r>
         <w:t xml:space="preserve"> process is 6929.  Yours will probably be different.  Let’s kill the </w:t>
       </w:r>
-      <w:proofErr w:type="spellStart"/>
       <w:r>
         <w:rPr>
           <w:rFonts w:ascii="Courier New" w:hAnsi="Courier New" w:cs="Courier New"/>
         </w:rPr>
         <w:t>xlogo</w:t>
       </w:r>
-      <w:proofErr w:type="spellEnd"/>
       <w:r>
         <w:t xml:space="preserve"> process.  The logo window disappears, and the old terminal is back.</w:t>
       </w:r>
@@ -1141,14 +989,12 @@
       <w:r>
         <w:t xml:space="preserve"> run </w:t>
       </w:r>
-      <w:proofErr w:type="spellStart"/>
       <w:r>
         <w:rPr>
           <w:rFonts w:ascii="Courier New" w:hAnsi="Courier New" w:cs="Courier New"/>
         </w:rPr>
         <w:t>xlogo</w:t>
       </w:r>
-      <w:proofErr w:type="spellEnd"/>
       <w:r>
         <w:t xml:space="preserve"> in one terminal, </w:t>
       </w:r>
@@ -1156,15 +1002,7 @@
         <w:t xml:space="preserve">and then stop it with control-Z.  </w:t>
       </w:r>
       <w:r>
-        <w:t xml:space="preserve">Then type jobs, and you will see the process for </w:t>
-      </w:r>
-      <w:proofErr w:type="spellStart"/>
-      <w:r>
-        <w:t>xlogo</w:t>
-      </w:r>
-      <w:proofErr w:type="spellEnd"/>
-      <w:r>
-        <w:t xml:space="preserve"> is still there, but it is </w:t>
+        <w:t xml:space="preserve">Then type jobs, and you will see the process for xlogo is still there, but it is </w:t>
       </w:r>
       <w:r>
         <w:t xml:space="preserve">listed as </w:t>
@@ -1296,14 +1134,12 @@
       <w:r>
         <w:t xml:space="preserve">.  You can force </w:t>
       </w:r>
-      <w:proofErr w:type="spellStart"/>
       <w:r>
         <w:rPr>
           <w:rFonts w:ascii="Courier New" w:hAnsi="Courier New" w:cs="Courier New"/>
         </w:rPr>
         <w:t>xlogo</w:t>
       </w:r>
-      <w:proofErr w:type="spellEnd"/>
       <w:r>
         <w:t xml:space="preserve"> to quit by using the KILL signal, as below.  (Your PID will be different.)</w:t>
       </w:r>
@@ -1353,15 +1189,7 @@
         </w:numPr>
       </w:pPr>
       <w:r>
-        <w:t xml:space="preserve">The ampersand </w:t>
-      </w:r>
-      <w:proofErr w:type="gramStart"/>
-      <w:r>
-        <w:t>( &amp;</w:t>
-      </w:r>
-      <w:proofErr w:type="gramEnd"/>
-      <w:r>
-        <w:t xml:space="preserve"> ) immediately puts a process in background.  This is handy when you open a text </w:t>
+        <w:t xml:space="preserve">The ampersand ( &amp; ) immediately puts a process in background.  This is handy when you open a text </w:t>
       </w:r>
       <w:r>
         <w:t>editor,</w:t>
@@ -1398,22 +1226,32 @@
       <w:r>
         <w:t xml:space="preserve"> Most often, you will run the command </w:t>
       </w:r>
-      <w:proofErr w:type="spellStart"/>
+      <w:r>
+        <w:rPr>
+          <w:rFonts w:ascii="Courier New" w:hAnsi="Courier New" w:cs="Courier New"/>
+        </w:rPr>
+        <w:t>ps aux</w:t>
+      </w:r>
+      <w:r>
+        <w:t xml:space="preserve"> instead of just </w:t>
+      </w:r>
       <w:r>
         <w:rPr>
           <w:rFonts w:ascii="Courier New" w:hAnsi="Courier New" w:cs="Courier New"/>
         </w:rPr>
         <w:t>ps</w:t>
       </w:r>
-      <w:proofErr w:type="spellEnd"/>
-      <w:r>
-        <w:rPr>
-          <w:rFonts w:ascii="Courier New" w:hAnsi="Courier New" w:cs="Courier New"/>
-        </w:rPr>
-        <w:t xml:space="preserve"> aux</w:t>
-      </w:r>
-      <w:r>
-        <w:t xml:space="preserve"> instead of just </w:t>
+      <w:r>
+        <w:t xml:space="preserve">.  Why?  What does </w:t>
+      </w:r>
+      <w:r>
+        <w:rPr>
+          <w:rFonts w:ascii="Courier New" w:hAnsi="Courier New" w:cs="Courier New"/>
+        </w:rPr>
+        <w:t>ps aux</w:t>
+      </w:r>
+      <w:r>
+        <w:t xml:space="preserve"> do that </w:t>
       </w:r>
       <w:r>
         <w:rPr>
@@ -1421,34 +1259,6 @@
         </w:rPr>
         <w:t>ps</w:t>
       </w:r>
-      <w:r>
-        <w:t xml:space="preserve">.  Why?  What does </w:t>
-      </w:r>
-      <w:proofErr w:type="spellStart"/>
-      <w:r>
-        <w:rPr>
-          <w:rFonts w:ascii="Courier New" w:hAnsi="Courier New" w:cs="Courier New"/>
-        </w:rPr>
-        <w:t>ps</w:t>
-      </w:r>
-      <w:proofErr w:type="spellEnd"/>
-      <w:r>
-        <w:rPr>
-          <w:rFonts w:ascii="Courier New" w:hAnsi="Courier New" w:cs="Courier New"/>
-        </w:rPr>
-        <w:t xml:space="preserve"> aux</w:t>
-      </w:r>
-      <w:r>
-        <w:t xml:space="preserve"> do that </w:t>
-      </w:r>
-      <w:proofErr w:type="spellStart"/>
-      <w:r>
-        <w:rPr>
-          <w:rFonts w:ascii="Courier New" w:hAnsi="Courier New" w:cs="Courier New"/>
-        </w:rPr>
-        <w:t>ps</w:t>
-      </w:r>
-      <w:proofErr w:type="spellEnd"/>
       <w:r>
         <w:t xml:space="preserve"> does not?</w:t>
       </w:r>
@@ -1491,7 +1301,7 @@
 </file>
 
 <file path=word/numbering.xml><?xml version="1.0" encoding="utf-8"?>
-<w:numbering xmlns:wpc="http://schemas.microsoft.com/office/word/2010/wordprocessingCanvas" xmlns:cx="http://schemas.microsoft.com/office/drawing/2014/chartex" xmlns:cx1="http://schemas.microsoft.com/office/drawing/2015/9/8/chartex" xmlns:cx2="http://schemas.microsoft.com/office/drawing/2015/10/21/chartex" xmlns:cx3="http://schemas.microsoft.com/office/drawing/2016/5/9/chartex" xmlns:cx4="http://schemas.microsoft.com/office/drawing/2016/5/10/chartex" xmlns:cx5="http://schemas.microsoft.com/office/drawing/2016/5/11/chartex" xmlns:cx6="http://schemas.microsoft.com/office/drawing/2016/5/12/chartex" xmlns:cx7="http://schemas.microsoft.com/office/drawing/2016/5/13/chartex" xmlns:cx8="http://schemas.microsoft.com/office/drawing/2016/5/14/chartex" xmlns:mc="http://schemas.openxmlformats.org/markup-compatibility/2006" xmlns:aink="http://schemas.microsoft.com/office/drawing/2016/ink" xmlns:am3d="http://schemas.microsoft.com/office/drawing/2017/model3d" xmlns:o="urn:schemas-microsoft-com:office:office" xmlns:oel="http://schemas.microsoft.com/office/2019/extlst" xmlns:r="http://schemas.openxmlformats.org/officeDocument/2006/relationships" xmlns:m="http://schemas.openxmlformats.org/officeDocument/2006/math" xmlns:v="urn:schemas-microsoft-com:vml" xmlns:wp14="http://schemas.microsoft.com/office/word/2010/wordprocessingDrawing" xmlns:wp="http://schemas.openxmlformats.org/drawingml/2006/wordprocessingDrawing" xmlns:w10="urn:schemas-microsoft-com:office:word" xmlns:w="http://schemas.openxmlformats.org/wordprocessingml/2006/main" xmlns:w14="http://schemas.microsoft.com/office/word/2010/wordml" xmlns:w15="http://schemas.microsoft.com/office/word/2012/wordml" xmlns:w16cex="http://schemas.microsoft.com/office/word/2018/wordml/cex" xmlns:w16cid="http://schemas.microsoft.com/office/word/2016/wordml/cid" xmlns:w16="http://schemas.microsoft.com/office/word/2018/wordml" xmlns:w16sdtdh="http://schemas.microsoft.com/office/word/2020/wordml/sdtdatahash" xmlns:w16se="http://schemas.microsoft.com/office/word/2015/wordml/symex" xmlns:wpg="http://schemas.microsoft.com/office/word/2010/wordprocessingGroup" xmlns:wpi="http://schemas.microsoft.com/office/word/2010/wordprocessingInk" xmlns:wne="http://schemas.microsoft.com/office/word/2006/wordml" xmlns:wps="http://schemas.microsoft.com/office/word/2010/wordprocessingShape" mc:Ignorable="w14 w15 w16se w16cid w16 w16cex w16sdtdh wp14">
+<w:numbering xmlns:wpc="http://schemas.microsoft.com/office/word/2010/wordprocessingCanvas" xmlns:cx="http://schemas.microsoft.com/office/drawing/2014/chartex" xmlns:cx1="http://schemas.microsoft.com/office/drawing/2015/9/8/chartex" xmlns:cx2="http://schemas.microsoft.com/office/drawing/2015/10/21/chartex" xmlns:cx3="http://schemas.microsoft.com/office/drawing/2016/5/9/chartex" xmlns:cx4="http://schemas.microsoft.com/office/drawing/2016/5/10/chartex" xmlns:cx5="http://schemas.microsoft.com/office/drawing/2016/5/11/chartex" xmlns:cx6="http://schemas.microsoft.com/office/drawing/2016/5/12/chartex" xmlns:cx7="http://schemas.microsoft.com/office/drawing/2016/5/13/chartex" xmlns:cx8="http://schemas.microsoft.com/office/drawing/2016/5/14/chartex" xmlns:mc="http://schemas.openxmlformats.org/markup-compatibility/2006" xmlns:aink="http://schemas.microsoft.com/office/drawing/2016/ink" xmlns:am3d="http://schemas.microsoft.com/office/drawing/2017/model3d" xmlns:o="urn:schemas-microsoft-com:office:office" xmlns:oel="http://schemas.microsoft.com/office/2019/extlst" xmlns:r="http://schemas.openxmlformats.org/officeDocument/2006/relationships" xmlns:m="http://schemas.openxmlformats.org/officeDocument/2006/math" xmlns:v="urn:schemas-microsoft-com:vml" xmlns:wp14="http://schemas.microsoft.com/office/word/2010/wordprocessingDrawing" xmlns:wp="http://schemas.openxmlformats.org/drawingml/2006/wordprocessingDrawing" xmlns:w10="urn:schemas-microsoft-com:office:word" xmlns:w="http://schemas.openxmlformats.org/wordprocessingml/2006/main" xmlns:w14="http://schemas.microsoft.com/office/word/2010/wordml" xmlns:w15="http://schemas.microsoft.com/office/word/2012/wordml" xmlns:w16cex="http://schemas.microsoft.com/office/word/2018/wordml/cex" xmlns:w16cid="http://schemas.microsoft.com/office/word/2016/wordml/cid" xmlns:w16="http://schemas.microsoft.com/office/word/2018/wordml" xmlns:w16du="http://schemas.microsoft.com/office/word/2023/wordml/word16du" xmlns:w16sdtdh="http://schemas.microsoft.com/office/word/2020/wordml/sdtdatahash" xmlns:w16se="http://schemas.microsoft.com/office/word/2015/wordml/symex" xmlns:wpg="http://schemas.microsoft.com/office/word/2010/wordprocessingGroup" xmlns:wpi="http://schemas.microsoft.com/office/word/2010/wordprocessingInk" xmlns:wne="http://schemas.microsoft.com/office/word/2006/wordml" xmlns:wps="http://schemas.microsoft.com/office/word/2010/wordprocessingShape" mc:Ignorable="w14 w15 w16se w16cid w16 w16cex w16sdtdh w16du wp14">
   <w:abstractNum w:abstractNumId="0" w15:restartNumberingAfterBreak="0">
     <w:nsid w:val="46E21AA8"/>
     <w:multiLevelType w:val="hybridMultilevel"/>
@@ -1680,7 +1490,7 @@
 </file>
 
 <file path=word/styles.xml><?xml version="1.0" encoding="utf-8"?>
-<w:styles xmlns:mc="http://schemas.openxmlformats.org/markup-compatibility/2006" xmlns:r="http://schemas.openxmlformats.org/officeDocument/2006/relationships" xmlns:w="http://schemas.openxmlformats.org/wordprocessingml/2006/main" xmlns:w14="http://schemas.microsoft.com/office/word/2010/wordml" xmlns:w15="http://schemas.microsoft.com/office/word/2012/wordml" xmlns:w16cex="http://schemas.microsoft.com/office/word/2018/wordml/cex" xmlns:w16cid="http://schemas.microsoft.com/office/word/2016/wordml/cid" xmlns:w16="http://schemas.microsoft.com/office/word/2018/wordml" xmlns:w16sdtdh="http://schemas.microsoft.com/office/word/2020/wordml/sdtdatahash" xmlns:w16se="http://schemas.microsoft.com/office/word/2015/wordml/symex" mc:Ignorable="w14 w15 w16se w16cid w16 w16cex w16sdtdh">
+<w:styles xmlns:mc="http://schemas.openxmlformats.org/markup-compatibility/2006" xmlns:r="http://schemas.openxmlformats.org/officeDocument/2006/relationships" xmlns:w="http://schemas.openxmlformats.org/wordprocessingml/2006/main" xmlns:w14="http://schemas.microsoft.com/office/word/2010/wordml" xmlns:w15="http://schemas.microsoft.com/office/word/2012/wordml" xmlns:w16cex="http://schemas.microsoft.com/office/word/2018/wordml/cex" xmlns:w16cid="http://schemas.microsoft.com/office/word/2016/wordml/cid" xmlns:w16="http://schemas.microsoft.com/office/word/2018/wordml" xmlns:w16du="http://schemas.microsoft.com/office/word/2023/wordml/word16du" xmlns:w16sdtdh="http://schemas.microsoft.com/office/word/2020/wordml/sdtdatahash" xmlns:w16se="http://schemas.microsoft.com/office/word/2015/wordml/symex" mc:Ignorable="w14 w15 w16se w16cid w16 w16cex w16sdtdh w16du">
   <w:docDefaults>
     <w:rPrDefault>
       <w:rPr>
